--- a/01-6个主号内容创作/存货_发布文案/存货_Word1_账号1-6.docx
+++ b/01-6个主号内容创作/存货_发布文案/存货_Word1_账号1-6.docx
@@ -23,7 +23,7 @@
         <w:rPr>
           <w:b/>
         </w:rPr>
-        <w:t>标题（txt用）：89天冲刺，存货整章跟着甄嬛一次过</w:t>
+        <w:t>标题（txt用）：存货的底层逻辑，1张图秒懂</w:t>
       </w:r>
     </w:p>
     <w:p>
@@ -223,7 +223,7 @@
         <w:rPr>
           <w:b/>
         </w:rPr>
-        <w:t>标题（txt用）：靠小新家把存货整章全搞通了</w:t>
+        <w:t>标题（txt用）：没人觉得用小新故事学存货很天才嘛</w:t>
       </w:r>
     </w:p>
     <w:p>
@@ -412,7 +412,7 @@
         <w:rPr>
           <w:b/>
         </w:rPr>
-        <w:t>标题（txt用）：存货整章核心公式速记卡</w:t>
+        <w:t>标题（txt用）：存货底层逻辑，大白话讲一遍</w:t>
       </w:r>
     </w:p>
     <w:p>
@@ -588,7 +588,7 @@
         <w:rPr>
           <w:b/>
         </w:rPr>
-        <w:t>标题（txt用）：备考存货我踩过的3个大坑</w:t>
+        <w:t>标题（txt用）：没人告诉你存货这3步是陷阱！</w:t>
       </w:r>
     </w:p>
     <w:p>
@@ -719,7 +719,7 @@
         <w:rPr>
           <w:b/>
         </w:rPr>
-        <w:t>标题（txt用）：存货5大必考考点全整理</w:t>
+        <w:t>标题（txt用）：存货年年必考，总结完才发现就这5点</w:t>
       </w:r>
     </w:p>
     <w:p>
@@ -882,7 +882,7 @@
         <w:rPr>
           <w:b/>
         </w:rPr>
-        <w:t>标题（txt用）：距考试89天，存货今天全整完</w:t>
+        <w:t>标题（txt用）：89天，存货底层逻辑今天1张图搞定</w:t>
       </w:r>
     </w:p>
     <w:p>

--- a/01-6个主号内容创作/存货_发布文案/存货_Word1_账号1-6.docx
+++ b/01-6个主号内容创作/存货_发布文案/存货_Word1_账号1-6.docx
@@ -23,22 +23,11 @@
         <w:rPr>
           <w:b/>
         </w:rPr>
-        <w:t>标题（txt用）：89天冲刺，存货整章跟着甄嬛一次过</w:t>
+        <w:t>标题（txt用）：存货的底层逻辑，1张图秒懂</w:t>
       </w:r>
     </w:p>
     <w:p>
       <w:r>
-        <w:t>标题1：89天冲刺，存货整章跟着甄嬛一次过</w:t>
-        <w:br/>
-        <w:t>标题2：存货不是背出来的，甄嬛版一次搞懂全章</w:t>
-        <w:br/>
-        <w:t>标题3：后宫库房藏着存货考点，89天搞定它</w:t>
-        <w:br/>
-        <w:t>标题4：距考试89天，存货6大考点甄嬛全讲了</w:t>
-        <w:br/>
-        <w:t>标题5：存货整章从头到尾，甄嬛比教材讲得更清楚</w:t>
-        <w:br/>
-        <w:br/>
         <w:t>存货这东西，就是内务府库房里的蜀锦、银丝炭、螺子黛——企业手里待售、在制、备用的物资总称。理清了后宫办事的矩规，存货整章考什么你都不慌！</w:t>
         <w:br/>
         <w:br/>
@@ -223,22 +212,11 @@
         <w:rPr>
           <w:b/>
         </w:rPr>
-        <w:t>标题（txt用）：靠小新家把存货整章全搞通了</w:t>
+        <w:t>标题（txt用）：没人觉得用小新故事学存货很天才嘛</w:t>
       </w:r>
     </w:p>
     <w:p>
       <w:r>
-        <w:t>标题1：靠小新家把存货整章全搞通了</w:t>
-        <w:br/>
-        <w:t>标题2：野原家存货课，比课本还好懂</w:t>
-        <w:br/>
-        <w:t>标题3：小新帮美冴把存货账算清楚了</w:t>
-        <w:br/>
-        <w:t>标题4：89天备考，跟着野原家搞存货</w:t>
-        <w:br/>
-        <w:t>标题5：广志开店学存货，每个坑都踩一遍</w:t>
-        <w:br/>
-        <w:br/>
         <w:t>存货就是野原家冰箱里的食材、仓库里的玩具、美冴准备拿去卖的库存——企业手里待售、备用或在制的物资。</w:t>
         <w:br/>
         <w:br/>
@@ -412,22 +390,11 @@
         <w:rPr>
           <w:b/>
         </w:rPr>
-        <w:t>标题（txt用）：存货整章核心公式速记卡</w:t>
+        <w:t>标题（txt用）：存货底层逻辑，大白话讲一遍</w:t>
       </w:r>
     </w:p>
     <w:p>
       <w:r>
-        <w:t>标题1：存货整章核心公式速记卡</w:t>
-        <w:br/>
-        <w:t>标题2：存货5大公式一张表搞定</w:t>
-        <w:br/>
-        <w:t>标题3：考前速查：存货核心公式全在这</w:t>
-        <w:br/>
-        <w:t>标题4：89天冲刺，存货公式今天全背会</w:t>
-        <w:br/>
-        <w:t>标题5：存货考点速记，一分钟扫完整章</w:t>
-        <w:br/>
-        <w:br/>
         <w:t>【存货章节知识体系框架】</w:t>
         <w:br/>
         <w:br/>
@@ -588,22 +555,11 @@
         <w:rPr>
           <w:b/>
         </w:rPr>
-        <w:t>标题（txt用）：备考存货我踩过的3个大坑</w:t>
+        <w:t>标题（txt用）：没人告诉你存货这3步是陷阱！</w:t>
       </w:r>
     </w:p>
     <w:p>
       <w:r>
-        <w:t>标题1：备考存货我踩过的3个大坑</w:t>
-        <w:br/>
-        <w:t>标题2：存货这章的坑，我替你踩遍了</w:t>
-        <w:br/>
-        <w:t>标题3：备考存货踩了这3个坑，坑坑丢分</w:t>
-        <w:br/>
-        <w:t>标题4：89天前必须知道的存货3大陷阱</w:t>
-        <w:br/>
-        <w:t>标题5：考试存货这章，90%的人会踩的坑</w:t>
-        <w:br/>
-        <w:br/>
         <w:t>我第一次备考存货，踩了5个坑，坑坑都扣分，这篇全说出来，别让你再踩同样的。</w:t>
         <w:br/>
         <w:br/>
@@ -719,22 +675,11 @@
         <w:rPr>
           <w:b/>
         </w:rPr>
-        <w:t>标题（txt用）：存货5大必考考点全整理</w:t>
+        <w:t>标题（txt用）：存货年年必考，总结完才发现就这5点</w:t>
       </w:r>
     </w:p>
     <w:p>
       <w:r>
-        <w:t>标题1：存货5大必考考点全整理</w:t>
-        <w:br/>
-        <w:t>标题2：初级考试存货考点一次汇总</w:t>
-        <w:br/>
-        <w:t>标题3：存货整章7个考点，考试就考这些</w:t>
-        <w:br/>
-        <w:t>标题4：89天前把存货考点彻底搞清楚</w:t>
-        <w:br/>
-        <w:t>标题5：存货章节高频考点整理，收藏备考</w:t>
-        <w:br/>
-        <w:br/>
         <w:t>存货章节是初级会计的重要考点，涉及计算和理解性题目都较多，以下对全章核心考点逐一梳理。</w:t>
         <w:br/>
         <w:br/>
@@ -882,22 +827,11 @@
         <w:rPr>
           <w:b/>
         </w:rPr>
-        <w:t>标题（txt用）：距考试89天，存货今天全整完</w:t>
+        <w:t>标题（txt用）：存货的底层逻辑，1张图秒懂</w:t>
       </w:r>
     </w:p>
     <w:p>
       <w:r>
-        <w:t>标题1：距考试89天，存货今天全整完</w:t>
-        <w:br/>
-        <w:t>标题2：89天倒计时，存货5个必考点今天过</w:t>
-        <w:br/>
-        <w:t>标题3：考前89天，存货不会这些的没法过</w:t>
-        <w:br/>
-        <w:t>标题4：存货这章每年必考，89天前搞定它</w:t>
-        <w:br/>
-        <w:t>标题5：89天搞定存货，考场稳稳不失分</w:t>
-        <w:br/>
-        <w:br/>
         <w:t>距考试还有89天。</w:t>
         <w:br/>
         <w:br/>
